--- a/docs_word/04_演示视频逐字稿与分镜.docx
+++ b/docs_word/04_演示视频逐字稿与分镜.docx
@@ -58,7 +58,7 @@
           <w:b w:val="0"/>
           <w:sz w:val="21"/>
         </w:rPr>
-        <w:t xml:space="preserve">（8 个镜头，全文 741 字）。时长按中文 </w:t>
+        <w:t xml:space="preserve">（8 个镜头 + 片头 4 秒 + 片尾 3 秒，旁白全文 </w:t>
       </w:r>
       <w:r>
         <w:rPr>
@@ -66,7 +66,7 @@
           <w:b/>
           <w:sz w:val="21"/>
         </w:rPr>
-        <w:t>4.2 字/秒</w:t>
+        <w:t>748 字</w:t>
       </w:r>
       <w:r>
         <w:rPr>
@@ -74,7 +74,40 @@
           <w:b w:val="0"/>
           <w:sz w:val="21"/>
         </w:rPr>
-        <w:t xml:space="preserve"> 估算，与下方每段旁白的字数一一对应；录制时以提词器的计时为准，超过 03:00 计时器会变红。</w:t>
+        <w:t xml:space="preserve">，含标点）。出片后实测语速 </w:t>
+      </w:r>
+      <w:r>
+        <w:rPr>
+          <w:rFonts w:ascii="Segoe UI" w:hAnsi="Segoe UI" w:eastAsia="微软雅黑"/>
+          <w:b/>
+          <w:sz w:val="21"/>
+        </w:rPr>
+        <w:t>4.5 字/秒</w:t>
+      </w:r>
+      <w:r>
+        <w:rPr>
+          <w:rFonts w:ascii="Segoe UI" w:hAnsi="Segoe UI" w:eastAsia="微软雅黑"/>
+          <w:b w:val="0"/>
+          <w:sz w:val="21"/>
+        </w:rPr>
+        <w:t xml:space="preserve">（8 段在 4.2 到 4.6 字/秒之间），下方每段的秒数与字数都与实际旁白一一对应，由 </w:t>
+      </w:r>
+      <w:r>
+        <w:rPr>
+          <w:rFonts w:ascii="Consolas" w:hAnsi="Consolas" w:eastAsia="微软雅黑"/>
+          <w:b w:val="0"/>
+          <w:color w:val="1F3A5F"/>
+          <w:sz w:val="20"/>
+        </w:rPr>
+        <w:t>tools/script_audit.py</w:t>
+      </w:r>
+      <w:r>
+        <w:rPr>
+          <w:rFonts w:ascii="Segoe UI" w:hAnsi="Segoe UI" w:eastAsia="微软雅黑"/>
+          <w:b w:val="0"/>
+          <w:sz w:val="21"/>
+        </w:rPr>
+        <w:t xml:space="preserve"> 逐条核对；录制时以提词器的计时为准，超过 03:00 计时器会变红。</w:t>
       </w:r>
     </w:p>
     <w:p>
@@ -87,7 +120,7 @@
           <w:b/>
           <w:sz w:val="21"/>
         </w:rPr>
-        <w:t>录制建议</w:t>
+        <w:t>录制说明</w:t>
       </w:r>
       <w:r>
         <w:rPr>
@@ -95,7 +128,7 @@
           <w:b w:val="0"/>
           <w:sz w:val="21"/>
         </w:rPr>
-        <w:t>：全程录屏界面为主，穿插 3 到 4 张素材画面（仙本那珊瑚、白化对比、潜店日常）。不需要真人出镜。界面里今天的具体数值（海温、超阈值项）会随每天刷新变化，</w:t>
+        <w:t>：视频已按本稿出片（见下），本稿保留的是</w:t>
       </w:r>
       <w:r>
         <w:rPr>
@@ -103,7 +136,7 @@
           <w:b/>
           <w:sz w:val="21"/>
         </w:rPr>
-        <w:t>录制当天照屏幕念</w:t>
+        <w:t>出片时真正念出来的那句话</w:t>
       </w:r>
       <w:r>
         <w:rPr>
@@ -111,7 +144,211 @@
           <w:b w:val="0"/>
           <w:sz w:val="21"/>
         </w:rPr>
-        <w:t>，不要背稿里的旧数。</w:t>
+        <w:t>；界面里今天的具体数值（海温、超阈值项）每天 06:10 会随页面刷新变化，所以视频里的数字冻结在</w:t>
+      </w:r>
+      <w:r>
+        <w:rPr>
+          <w:rFonts w:ascii="Segoe UI" w:hAnsi="Segoe UI" w:eastAsia="微软雅黑"/>
+          <w:b/>
+          <w:sz w:val="21"/>
+        </w:rPr>
+        <w:t>数据快照 2026-10-16</w:t>
+      </w:r>
+      <w:r>
+        <w:rPr>
+          <w:rFonts w:ascii="Segoe UI" w:hAnsi="Segoe UI" w:eastAsia="微软雅黑"/>
+          <w:b w:val="0"/>
+          <w:sz w:val="21"/>
+        </w:rPr>
+        <w:t xml:space="preserve">，与今天的在线页可能相差一天到几天。若要重录：以提词器的计时为准（超过 03:00 计时器变红），照屏幕念当天的新数，并把新数同步回 </w:t>
+      </w:r>
+      <w:r>
+        <w:rPr>
+          <w:rFonts w:ascii="Consolas" w:hAnsi="Consolas" w:eastAsia="微软雅黑"/>
+          <w:b w:val="0"/>
+          <w:color w:val="1F3A5F"/>
+          <w:sz w:val="20"/>
+        </w:rPr>
+        <w:t>docs/video/narration.json</w:t>
+      </w:r>
+      <w:r>
+        <w:rPr>
+          <w:rFonts w:ascii="Segoe UI" w:hAnsi="Segoe UI" w:eastAsia="微软雅黑"/>
+          <w:b w:val="0"/>
+          <w:sz w:val="21"/>
+        </w:rPr>
+        <w:t xml:space="preserve"> 与本文（</w:t>
+      </w:r>
+      <w:r>
+        <w:rPr>
+          <w:rFonts w:ascii="Consolas" w:hAnsi="Consolas" w:eastAsia="微软雅黑"/>
+          <w:b w:val="0"/>
+          <w:color w:val="1F3A5F"/>
+          <w:sz w:val="20"/>
+        </w:rPr>
+        <w:t>python tools/script_audit.py</w:t>
+      </w:r>
+      <w:r>
+        <w:rPr>
+          <w:rFonts w:ascii="Segoe UI" w:hAnsi="Segoe UI" w:eastAsia="微软雅黑"/>
+          <w:b w:val="0"/>
+          <w:sz w:val="21"/>
+        </w:rPr>
+        <w:t xml:space="preserve"> 会逐条核对）。</w:t>
+      </w:r>
+    </w:p>
+    <w:p>
+      <w:pPr>
+        <w:spacing w:after="80"/>
+      </w:pPr>
+      <w:r>
+        <w:rPr>
+          <w:rFonts w:ascii="Segoe UI" w:hAnsi="Segoe UI" w:eastAsia="微软雅黑"/>
+          <w:b/>
+          <w:sz w:val="21"/>
+        </w:rPr>
+        <w:t>成品状态</w:t>
+      </w:r>
+      <w:r>
+        <w:rPr>
+          <w:rFonts w:ascii="Segoe UI" w:hAnsi="Segoe UI" w:eastAsia="微软雅黑"/>
+          <w:b w:val="0"/>
+          <w:sz w:val="21"/>
+        </w:rPr>
+        <w:t xml:space="preserve">：视频已按本稿出片 —— </w:t>
+      </w:r>
+      <w:r>
+        <w:rPr>
+          <w:rFonts w:ascii="Consolas" w:hAnsi="Consolas" w:eastAsia="微软雅黑"/>
+          <w:b w:val="0"/>
+          <w:color w:val="1F3A5F"/>
+          <w:sz w:val="20"/>
+        </w:rPr>
+        <w:t>珊瑚哨兵/提交包/珊瑚哨兵-Reef-Sentinel-演示视频.mp4</w:t>
+      </w:r>
+      <w:r>
+        <w:rPr>
+          <w:rFonts w:ascii="Segoe UI" w:hAnsi="Segoe UI" w:eastAsia="微软雅黑"/>
+          <w:b w:val="0"/>
+          <w:sz w:val="21"/>
+        </w:rPr>
+        <w:t>，1920×1080、H.264 + AAC、</w:t>
+      </w:r>
+      <w:r>
+        <w:rPr>
+          <w:rFonts w:ascii="Segoe UI" w:hAnsi="Segoe UI" w:eastAsia="微软雅黑"/>
+          <w:b/>
+          <w:sz w:val="21"/>
+        </w:rPr>
+        <w:t>176.5 秒（2 分 56 秒）</w:t>
+      </w:r>
+      <w:r>
+        <w:rPr>
+          <w:rFonts w:ascii="Segoe UI" w:hAnsi="Segoe UI" w:eastAsia="微软雅黑"/>
+          <w:b w:val="0"/>
+          <w:sz w:val="21"/>
+        </w:rPr>
+        <w:t xml:space="preserve">、约 31 MB，全程中文旁白 + </w:t>
+      </w:r>
+      <w:r>
+        <w:rPr>
+          <w:rFonts w:ascii="Segoe UI" w:hAnsi="Segoe UI" w:eastAsia="微软雅黑"/>
+          <w:b/>
+          <w:sz w:val="21"/>
+        </w:rPr>
+        <w:t>中英双语字幕</w:t>
+      </w:r>
+      <w:r>
+        <w:rPr>
+          <w:rFonts w:ascii="Segoe UI" w:hAnsi="Segoe UI" w:eastAsia="微软雅黑"/>
+          <w:b w:val="0"/>
+          <w:sz w:val="21"/>
+        </w:rPr>
+        <w:t>（每句中文下方一行英文译文，静音观众与英文评委都读得懂）。旁白与字幕的文字记录随材料一起打包：</w:t>
+      </w:r>
+      <w:r>
+        <w:rPr>
+          <w:rFonts w:ascii="Consolas" w:hAnsi="Consolas" w:eastAsia="微软雅黑"/>
+          <w:b w:val="0"/>
+          <w:color w:val="1F3A5F"/>
+          <w:sz w:val="20"/>
+        </w:rPr>
+        <w:t>docs/video/narration.json</w:t>
+      </w:r>
+      <w:r>
+        <w:rPr>
+          <w:rFonts w:ascii="Segoe UI" w:hAnsi="Segoe UI" w:eastAsia="微软雅黑"/>
+          <w:b w:val="0"/>
+          <w:sz w:val="21"/>
+        </w:rPr>
+        <w:t xml:space="preserve"> —— 8 段中文旁白（与下面逐字稿逐字相同）、41 条中文字幕分句与 41 条英文译文（逐条一一对应，数量不符时出片脚本会直接报错停下）、以及每段旁白音频的实测时长。画面为 </w:t>
+      </w:r>
+      <w:r>
+        <w:rPr>
+          <w:rFonts w:ascii="Consolas" w:hAnsi="Consolas" w:eastAsia="微软雅黑"/>
+          <w:b w:val="0"/>
+          <w:color w:val="1F3A5F"/>
+          <w:sz w:val="20"/>
+        </w:rPr>
+        <w:t>demo/index.html</w:t>
+      </w:r>
+      <w:r>
+        <w:rPr>
+          <w:rFonts w:ascii="Segoe UI" w:hAnsi="Segoe UI" w:eastAsia="微软雅黑"/>
+          <w:b w:val="0"/>
+          <w:sz w:val="21"/>
+        </w:rPr>
+        <w:t xml:space="preserve"> 在 1920 宽下的真实整页截图（全部折叠块展开，坐标由 </w:t>
+      </w:r>
+      <w:r>
+        <w:rPr>
+          <w:rFonts w:ascii="Consolas" w:hAnsi="Consolas" w:eastAsia="微软雅黑"/>
+          <w:b w:val="0"/>
+          <w:color w:val="1F3A5F"/>
+          <w:sz w:val="20"/>
+        </w:rPr>
+        <w:t>.taste-skill/video/map-build.mjs</w:t>
+      </w:r>
+      <w:r>
+        <w:rPr>
+          <w:rFonts w:ascii="Segoe UI" w:hAnsi="Segoe UI" w:eastAsia="微软雅黑"/>
+          <w:b w:val="0"/>
+          <w:sz w:val="21"/>
+        </w:rPr>
+        <w:t xml:space="preserve"> 现量）与 2 张 CC BY-SA 实景照片，未使用任何录像素材，因而也没有版权或隐私问题。旁白由系统中文语音合成，8 段时长分别为 18.98 / 22.29 / 17.66 / 24.59 / 23.78 / 14.73 / 20.35 / 23.93 秒（合计 166.3 秒），加每段尾静音 0.40 秒（合计 3.2 秒）、片头 4 秒与片尾 3 秒即 176.5 秒。旁白统一归一到 ‑16 LUFS（实测均值 −21 dB、峰值 −1.4 dB，不削顶），在笔记本小喇叭上也能听清。片头卡与片尾卡都印了</w:t>
+      </w:r>
+      <w:r>
+        <w:rPr>
+          <w:rFonts w:ascii="Segoe UI" w:hAnsi="Segoe UI" w:eastAsia="微软雅黑"/>
+          <w:b/>
+          <w:sz w:val="21"/>
+        </w:rPr>
+        <w:t>数据快照 2026-10-16</w:t>
+      </w:r>
+      <w:r>
+        <w:rPr>
+          <w:rFonts w:ascii="Segoe UI" w:hAnsi="Segoe UI" w:eastAsia="微软雅黑"/>
+          <w:b w:val="0"/>
+          <w:sz w:val="21"/>
+        </w:rPr>
+        <w:t xml:space="preserve">（出片脚本从 </w:t>
+      </w:r>
+      <w:r>
+        <w:rPr>
+          <w:rFonts w:ascii="Consolas" w:hAnsi="Consolas" w:eastAsia="微软雅黑"/>
+          <w:b w:val="0"/>
+          <w:color w:val="1F3A5F"/>
+          <w:sz w:val="20"/>
+        </w:rPr>
+        <w:t>data/processed</w:t>
+      </w:r>
+      <w:r>
+        <w:rPr>
+          <w:rFonts w:ascii="Segoe UI" w:hAnsi="Segoe UI" w:eastAsia="微软雅黑"/>
+          <w:b w:val="0"/>
+          <w:sz w:val="21"/>
+        </w:rPr>
+        <w:t xml:space="preserve"> 现读，不写死）；片尾目前不含队名与联系方式一行（留待填团队信息后重出片）。</w:t>
       </w:r>
     </w:p>
     <w:p>
@@ -139,7 +376,7 @@
           <w:color w:val="0B3C5D"/>
           <w:sz w:val="24"/>
         </w:rPr>
-        <w:t>00:00 到 00:19 ｜ 镜头 1：问题（19 秒 / 79 字）</w:t>
+        <w:t>00:04 到 00:23 ｜ 镜头 1：问题（19.4 秒 / 79 字）</w:t>
       </w:r>
     </w:p>
     <w:p>
@@ -222,7 +459,7 @@
           <w:color w:val="0B3C5D"/>
           <w:sz w:val="24"/>
         </w:rPr>
-        <w:t>00:19 到 00:43 ｜ 镜头 2：我们从数据里挖出的"病历"（24 秒 / 100 字）</w:t>
+        <w:t>00:23 到 00:46 ｜ 镜头 2：我们从数据里挖出的"病历"（22.7 秒 / 102 字）</w:t>
       </w:r>
     </w:p>
     <w:p>
@@ -277,7 +514,7 @@
           <w:b w:val="0"/>
           <w:sz w:val="21"/>
         </w:rPr>
-        <w:t>"我们用四年公开数据，算出这个站点的病历。二零二四年，全球第四次白化事件的高峰年，这里有十五个复合灾害日、四十六个热压力日，是全记录最重的一年；二零二六年最高海温三十一点四五度、单日降水四十八点二毫米。"</w:t>
+        <w:t>"我们用四年公开数据，算出这个站点的病历。二零二四年，全球第四次白化事件的高峰年，这里有十五个复合灾害日、四十六个热压力日，是全记录最重的一年；二零二六年最高海温三十一点四五摄氏度、单日降水四十八点二毫米。"</w:t>
       </w:r>
     </w:p>
     <w:p>
@@ -305,7 +542,7 @@
           <w:color w:val="0B3C5D"/>
           <w:sz w:val="24"/>
         </w:rPr>
-        <w:t>00:43 到 01:02 ｜ 镜头 3：系统怎么工作（界面主画面）（19 秒 / 81 字）</w:t>
+        <w:t>00:46 到 01:04 ｜ 镜头 3：系统怎么工作（界面主画面）（18.1 秒 / 81 字）</w:t>
       </w:r>
     </w:p>
     <w:p>
@@ -388,7 +625,7 @@
           <w:color w:val="0B3C5D"/>
           <w:sz w:val="24"/>
         </w:rPr>
-        <w:t>01:02 到 01:29 ｜ 镜头 4：白化识别与保护/恢复优先级（方向 04 的第二问）（27 秒 / 115 字）</w:t>
+        <w:t>01:04 到 01:29 ｜ 镜头 4：白化识别与保护/恢复优先级（方向 04 的第二问）（25.0 秒 / 113 字）</w:t>
       </w:r>
     </w:p>
     <w:p>
@@ -443,7 +680,7 @@
           <w:b w:val="0"/>
           <w:sz w:val="21"/>
         </w:rPr>
-        <w:t>"方向里要的第二件事是识别与优先级。我们用本站海温建三十一天滑动气候态，按 Hobday 定义识别出十三次海洋热浪；当前处于记录第九十二点一百分位、极高档。系统据此把十一月三日与十二月一日设为复测窗口，并给出七条触发—响应 SOP。"</w:t>
+        <w:t>"方向里要的第二件事是识别与优先级。我们用本站海温建三十一天滑动气候态，按霍布迪的定义识别出十三次海洋热浪；当前处于记录第九十二点二百分位、极高档。系统据此把十一月三日与十二月一日设为复测窗口，并给出七条触发—响应标准作业程序。"</w:t>
       </w:r>
     </w:p>
     <w:p>
@@ -471,7 +708,7 @@
           <w:color w:val="0B3C5D"/>
           <w:sz w:val="24"/>
         </w:rPr>
-        <w:t>01:29 到 01:55 ｜ 镜头 5：我们公开 AI 在哪里不行（最重要的一段）（26 秒 / 109 字）</w:t>
+        <w:t>01:29 到 01:53 ｜ 镜头 5：我们公开 AI 在哪里不行（最重要的一段）（24.2 秒 / 109 字）</w:t>
       </w:r>
     </w:p>
     <w:p>
@@ -526,7 +763,7 @@
           <w:b w:val="0"/>
           <w:sz w:val="21"/>
         </w:rPr>
-        <w:t>"也要请您看这里：二元分类器的 AUC 只有零点四九五。连续回归在一到十四天都优于持续预报，误差低百分之十二点八到百分之五，但常数均值基线在三天以上更强；收缩校准能全时效压过它，优势只有千分之一量级，页面仍部署满幅预报。"</w:t>
+        <w:t>"也要请您看这里：二元分类器的曲线下面积只有零点四九五。连续回归在一到十四天都优于持续预报，误差低百分之二十点八到百分之八点九；对常数均值也全时效更低，但三天以上只低千分之几；收缩校准只多赚千分之几，页面仍部署满幅预报。"</w:t>
       </w:r>
     </w:p>
     <w:p>
@@ -554,7 +791,7 @@
           <w:color w:val="0B3C5D"/>
           <w:sz w:val="24"/>
         </w:rPr>
-        <w:t>01:55 到 02:12 ｜ 镜头 6：把白化预警从规则升级为学习模型（17 秒 / 72 字）</w:t>
+        <w:t>01:53 到 02:08 ｜ 镜头 6：把白化预警从规则升级为学习模型（15.1 秒 / 68 字）</w:t>
       </w:r>
     </w:p>
     <w:p>
@@ -609,7 +846,7 @@
           <w:b w:val="0"/>
           <w:sz w:val="21"/>
         </w:rPr>
-        <w:t>"我们把白化预警升级成学习组件：预测未来二十八天是否出现热浪日，四折扩展窗池化 PR-AUC 零点三六四，高于现行规则零点三一一与基准零点二四二。"</w:t>
+        <w:t>"我们把白化预警升级成学习组件：预测未来二十八天是否出现热浪日，四折扩展窗池化平均精度零点三六四，高于现行规则零点三一一与基准零点二四二。"</w:t>
       </w:r>
     </w:p>
     <w:p>
@@ -637,7 +874,7 @@
           <w:color w:val="0B3C5D"/>
           <w:sz w:val="24"/>
         </w:rPr>
-        <w:t>02:12 到 02:32 ｜ 镜头 7：官方对照（两层）（20 秒 / 84 字）</w:t>
+        <w:t>02:08 到 02:29 ｜ 镜头 7：官方对照（两层）（20.8 秒 / 91 字）</w:t>
       </w:r>
     </w:p>
     <w:p>
@@ -692,7 +929,7 @@
           <w:b w:val="0"/>
           <w:sz w:val="21"/>
         </w:rPr>
-        <w:t>"官方对照做了两层：年度排序与 NOAA 完全一致，同海域官方站点覆盖了本站全部十三次热浪，海温只差零点零一三度；但官方八成二的日子都在预警，只能印证趋势，不能当触发线。"</w:t>
+        <w:t>"官方对照做了两层：年度排序与美国国家海洋和大气管理局一致，仅四个年份、样本小；官方站点覆盖了十三次热浪，海温只差零点零一三度；但官方八成二日子在预警状态，只能印证趋势，不能当触发线。"</w:t>
       </w:r>
     </w:p>
     <w:p>
@@ -720,7 +957,7 @@
           <w:color w:val="0B3C5D"/>
           <w:sz w:val="24"/>
         </w:rPr>
-        <w:t>02:32 到 02:56 ｜ 镜头 8：把预报翻译成行动 · 验证与呼吁（24 秒 / 101 字）</w:t>
+        <w:t>02:29 到 02:54 ｜ 镜头 8：把预报翻译成行动 · 验证与呼吁（24.3 秒 / 105 字）</w:t>
       </w:r>
     </w:p>
     <w:p>
@@ -775,7 +1012,7 @@
           <w:b w:val="0"/>
           <w:sz w:val="21"/>
         </w:rPr>
-        <w:t>"预报要被执行才有价值：系统按档位给潜店、修复队、度假村和政府写动作。接下来九十天，我们要找两到三家潜店和一支修复队做每日预警。这是研究演示，不是官方预警；停航与闭园以马来西亚气象局和沙巴公园管理局为准。"</w:t>
+        <w:t>"预报要被执行才有价值：系统按档位给潜店、修复队、度假村和管理方写动作。接下来九十天，我们要找两到三家潜店和一支修复队做每日预警。这是研究演示，不是官方预警；停航与闭园以马来西亚气象局和沙巴公园管理局的发布为准。"</w:t>
       </w:r>
     </w:p>
     <w:p>
@@ -949,55 +1186,7 @@
                 <w:b w:val="0"/>
                 <w:sz w:val="18"/>
               </w:rPr>
-              <w:t xml:space="preserve">首屏今日状态卡 → 8 天预报图 → 基线对比表与收缩校准表 → </w:t>
-            </w:r>
-            <w:r>
-              <w:rPr>
-                <w:rFonts w:ascii="Segoe UI" w:hAnsi="Segoe UI" w:eastAsia="微软雅黑"/>
-                <w:b/>
-                <w:sz w:val="18"/>
-              </w:rPr>
-              <w:t>白化热压力：本地监测与识别</w:t>
-            </w:r>
-            <w:r>
-              <w:rPr>
-                <w:rFonts w:ascii="Segoe UI" w:hAnsi="Segoe UI" w:eastAsia="微软雅黑"/>
-                <w:b w:val="0"/>
-                <w:sz w:val="18"/>
-              </w:rPr>
-              <w:t xml:space="preserve"> → </w:t>
-            </w:r>
-            <w:r>
-              <w:rPr>
-                <w:rFonts w:ascii="Segoe UI" w:hAnsi="Segoe UI" w:eastAsia="微软雅黑"/>
-                <w:b/>
-                <w:sz w:val="18"/>
-              </w:rPr>
-              <w:t>保护与恢复优先级（7 条 SOP 表）</w:t>
-            </w:r>
-            <w:r>
-              <w:rPr>
-                <w:rFonts w:ascii="Segoe UI" w:hAnsi="Segoe UI" w:eastAsia="微软雅黑"/>
-                <w:b w:val="0"/>
-                <w:sz w:val="18"/>
-              </w:rPr>
-              <w:t xml:space="preserve"> → </w:t>
-            </w:r>
-            <w:r>
-              <w:rPr>
-                <w:rFonts w:ascii="Segoe UI" w:hAnsi="Segoe UI" w:eastAsia="微软雅黑"/>
-                <w:b/>
-                <w:sz w:val="18"/>
-              </w:rPr>
-              <w:t>白化预警：学习模型（PR-AUC）</w:t>
-            </w:r>
-            <w:r>
-              <w:rPr>
-                <w:rFonts w:ascii="Segoe UI" w:hAnsi="Segoe UI" w:eastAsia="微软雅黑"/>
-                <w:b w:val="0"/>
-                <w:sz w:val="18"/>
-              </w:rPr>
-              <w:t xml:space="preserve"> → 官方对照面板 → 90 天验证计划</w:t>
+              <w:t>01 今日海况与热压力（今日判定 → 今日作业建议）→ 02 未来 8 天窗口（逐日风险档位 → 危险指数预报图）→ 03 珊瑚白化监测与预警（白化热压力：本地监测与识别 → 未来 4 周白化风险）→ 04 保护与恢复优先级（恢复窗口与优先级排序 → 触发—响应 SOP）→ 05 历史记录与官方对照（历史回看 → 年度记录 → 官方对照）→ 06 方法与验证（默认折叠：验证表 / 消融 / 诚实清单 / 落地与 90 天验证 / 英文摘要）</w:t>
             </w:r>
           </w:p>
         </w:tc>
@@ -1031,7 +1220,32 @@
                 <w:b w:val="0"/>
                 <w:sz w:val="18"/>
               </w:rPr>
-              <w:t>全程中文字幕（视频平台静音用户占多数），关键数字加粗</w:t>
+              <w:t>全程</w:t>
+            </w:r>
+            <w:r>
+              <w:rPr>
+                <w:rFonts w:ascii="Segoe UI" w:hAnsi="Segoe UI" w:eastAsia="微软雅黑"/>
+                <w:b/>
+                <w:sz w:val="18"/>
+              </w:rPr>
+              <w:t>中英双语字幕</w:t>
+            </w:r>
+            <w:r>
+              <w:rPr>
+                <w:rFonts w:ascii="Segoe UI" w:hAnsi="Segoe UI" w:eastAsia="微软雅黑"/>
+                <w:b w:val="0"/>
+                <w:sz w:val="18"/>
+              </w:rPr>
+              <w:t xml:space="preserve">（中文一行 + 英文一行；视频平台静音用户占多数，英文评委也看得懂），关键数字加粗。文字记录见 </w:t>
+            </w:r>
+            <w:r>
+              <w:rPr>
+                <w:rFonts w:ascii="Consolas" w:hAnsi="Consolas" w:eastAsia="微软雅黑"/>
+                <w:b w:val="0"/>
+                <w:color w:val="1F3A5F"/>
+                <w:sz w:val="17"/>
+              </w:rPr>
+              <w:t>docs/video/narration.json</w:t>
             </w:r>
           </w:p>
         </w:tc>
